--- a/dist/exports/mathematical-reasoning_revision_notes.docx
+++ b/dist/exports/mathematical-reasoning_revision_notes.docx
@@ -189,7 +189,7 @@
                 <w:color w:val="2D3748"/>
                 <w:sz w:val="19"/>
               </w:rPr>
-              <w:t>Mathematical Reasoning - Core Application</w:t>
+              <w:t>Mathematical Reasoning — Standard Calculations &amp; Problem Archetypes</w:t>
             </w:r>
           </w:p>
         </w:tc>
@@ -209,7 +209,7 @@
               <w:rPr>
                 <w:sz w:val="19"/>
               </w:rPr>
-              <w:t>121 PYQs</w:t>
+              <w:t>65 PYQs</w:t>
             </w:r>
           </w:p>
         </w:tc>
@@ -230,7 +230,181 @@
                 <w:color w:val="718096"/>
                 <w:sz w:val="19"/>
               </w:rPr>
-              <w:t>General Concept</w:t>
+              <w:t>Quantitative Analysis</w:t>
+            </w:r>
+          </w:p>
+        </w:tc>
+      </w:tr>
+      <w:tr>
+        <w:tc>
+          <w:tcPr>
+            <w:tcW w:type="dxa" w:w="2160"/>
+            <w:shd w:fill="FFFFFF"/>
+            <w:tcMar>
+              <w:top w:w="80" w:type="dxa"/>
+              <w:bottom w:w="80" w:type="dxa"/>
+              <w:left w:w="150" w:type="dxa"/>
+              <w:right w:w="150" w:type="dxa"/>
+            </w:tcMar>
+          </w:tcPr>
+          <w:p>
+            <w:r>
+              <w:rPr>
+                <w:b/>
+                <w:color w:val="C53030"/>
+                <w:sz w:val="19"/>
+              </w:rPr>
+              <w:t>Very High</w:t>
+            </w:r>
+          </w:p>
+        </w:tc>
+        <w:tc>
+          <w:tcPr>
+            <w:tcW w:type="dxa" w:w="4320"/>
+            <w:shd w:fill="FFFFFF"/>
+            <w:tcMar>
+              <w:top w:w="80" w:type="dxa"/>
+              <w:bottom w:w="80" w:type="dxa"/>
+              <w:left w:w="150" w:type="dxa"/>
+              <w:right w:w="150" w:type="dxa"/>
+            </w:tcMar>
+          </w:tcPr>
+          <w:p>
+            <w:r>
+              <w:rPr>
+                <w:b/>
+                <w:color w:val="2D3748"/>
+                <w:sz w:val="19"/>
+              </w:rPr>
+              <w:t>Mathematical Reasoning — Applied Cases, Reactions &amp; Traps</w:t>
+            </w:r>
+          </w:p>
+        </w:tc>
+        <w:tc>
+          <w:tcPr>
+            <w:tcW w:type="dxa" w:w="1728"/>
+            <w:shd w:fill="FFFFFF"/>
+            <w:tcMar>
+              <w:top w:w="80" w:type="dxa"/>
+              <w:bottom w:w="80" w:type="dxa"/>
+              <w:left w:w="150" w:type="dxa"/>
+              <w:right w:w="150" w:type="dxa"/>
+            </w:tcMar>
+          </w:tcPr>
+          <w:p>
+            <w:r>
+              <w:rPr>
+                <w:sz w:val="19"/>
+              </w:rPr>
+              <w:t>34 PYQs</w:t>
+            </w:r>
+          </w:p>
+        </w:tc>
+        <w:tc>
+          <w:tcPr>
+            <w:tcW w:type="dxa" w:w="1872"/>
+            <w:shd w:fill="FFFFFF"/>
+            <w:tcMar>
+              <w:top w:w="80" w:type="dxa"/>
+              <w:bottom w:w="80" w:type="dxa"/>
+              <w:left w:w="150" w:type="dxa"/>
+              <w:right w:w="150" w:type="dxa"/>
+            </w:tcMar>
+          </w:tcPr>
+          <w:p>
+            <w:r>
+              <w:rPr>
+                <w:color w:val="718096"/>
+                <w:sz w:val="19"/>
+              </w:rPr>
+              <w:t>Applied Topics</w:t>
+            </w:r>
+          </w:p>
+        </w:tc>
+      </w:tr>
+      <w:tr>
+        <w:tc>
+          <w:tcPr>
+            <w:tcW w:type="dxa" w:w="2160"/>
+            <w:shd w:fill="F7FAFC"/>
+            <w:tcMar>
+              <w:top w:w="80" w:type="dxa"/>
+              <w:bottom w:w="80" w:type="dxa"/>
+              <w:left w:w="150" w:type="dxa"/>
+              <w:right w:w="150" w:type="dxa"/>
+            </w:tcMar>
+          </w:tcPr>
+          <w:p>
+            <w:r>
+              <w:rPr>
+                <w:b/>
+                <w:color w:val="C53030"/>
+                <w:sz w:val="19"/>
+              </w:rPr>
+              <w:t>Very High</w:t>
+            </w:r>
+          </w:p>
+        </w:tc>
+        <w:tc>
+          <w:tcPr>
+            <w:tcW w:type="dxa" w:w="4320"/>
+            <w:shd w:fill="F7FAFC"/>
+            <w:tcMar>
+              <w:top w:w="80" w:type="dxa"/>
+              <w:bottom w:w="80" w:type="dxa"/>
+              <w:left w:w="150" w:type="dxa"/>
+              <w:right w:w="150" w:type="dxa"/>
+            </w:tcMar>
+          </w:tcPr>
+          <w:p>
+            <w:r>
+              <w:rPr>
+                <w:b/>
+                <w:color w:val="2D3748"/>
+                <w:sz w:val="19"/>
+              </w:rPr>
+              <w:t>Mathematical Reasoning — Core Principles &amp; Governing Laws</w:t>
+            </w:r>
+          </w:p>
+        </w:tc>
+        <w:tc>
+          <w:tcPr>
+            <w:tcW w:type="dxa" w:w="1728"/>
+            <w:shd w:fill="F7FAFC"/>
+            <w:tcMar>
+              <w:top w:w="80" w:type="dxa"/>
+              <w:bottom w:w="80" w:type="dxa"/>
+              <w:left w:w="150" w:type="dxa"/>
+              <w:right w:w="150" w:type="dxa"/>
+            </w:tcMar>
+          </w:tcPr>
+          <w:p>
+            <w:r>
+              <w:rPr>
+                <w:sz w:val="19"/>
+              </w:rPr>
+              <w:t>24 PYQs</w:t>
+            </w:r>
+          </w:p>
+        </w:tc>
+        <w:tc>
+          <w:tcPr>
+            <w:tcW w:type="dxa" w:w="1872"/>
+            <w:shd w:fill="F7FAFC"/>
+            <w:tcMar>
+              <w:top w:w="80" w:type="dxa"/>
+              <w:bottom w:w="80" w:type="dxa"/>
+              <w:left w:w="150" w:type="dxa"/>
+              <w:right w:w="150" w:type="dxa"/>
+            </w:tcMar>
+          </w:tcPr>
+          <w:p>
+            <w:r>
+              <w:rPr>
+                <w:color w:val="718096"/>
+                <w:sz w:val="19"/>
+              </w:rPr>
+              <w:t>Core Principle</w:t>
             </w:r>
           </w:p>
         </w:tc>
@@ -311,6 +485,144 @@
           </w:p>
         </w:tc>
       </w:tr>
+      <w:tr>
+        <w:tc>
+          <w:tcPr>
+            <w:tcW w:type="dxa" w:w="3600"/>
+            <w:shd w:fill="F7FAFC"/>
+            <w:tcMar>
+              <w:top w:w="100" w:type="dxa"/>
+              <w:bottom w:w="100" w:type="dxa"/>
+              <w:left w:w="150" w:type="dxa"/>
+              <w:right w:w="150" w:type="dxa"/>
+            </w:tcMar>
+          </w:tcPr>
+          <w:p>
+            <w:r>
+              <w:rPr>
+                <w:b/>
+                <w:color w:val="1A365D"/>
+                <w:sz w:val="19"/>
+              </w:rPr>
+              <w:t>Mathematical Reasoning — Standard Calculations &amp; Problem Archetypes</w:t>
+            </w:r>
+          </w:p>
+        </w:tc>
+        <w:tc>
+          <w:tcPr>
+            <w:tcW w:type="dxa" w:w="6480"/>
+            <w:shd w:fill="F7FAFC"/>
+            <w:tcMar>
+              <w:top w:w="100" w:type="dxa"/>
+              <w:bottom w:w="100" w:type="dxa"/>
+              <w:left w:w="150" w:type="dxa"/>
+              <w:right w:w="150" w:type="dxa"/>
+            </w:tcMar>
+          </w:tcPr>
+          <w:p>
+            <w:r>
+              <w:rPr>
+                <w:rFonts w:ascii="Cambria Math" w:hAnsi="Cambria Math"/>
+                <w:color w:val="2D3748"/>
+                <w:sz w:val="19"/>
+              </w:rPr>
+              <w:t>=∼p∨∼(∼p∨∼q), \quad B=p \wedge r, \quad p = you are not born in India.</w:t>
+            </w:r>
+          </w:p>
+        </w:tc>
+      </w:tr>
+      <w:tr>
+        <w:tc>
+          <w:tcPr>
+            <w:tcW w:type="dxa" w:w="3600"/>
+            <w:shd w:fill="FFFFFF"/>
+            <w:tcMar>
+              <w:top w:w="100" w:type="dxa"/>
+              <w:bottom w:w="100" w:type="dxa"/>
+              <w:left w:w="150" w:type="dxa"/>
+              <w:right w:w="150" w:type="dxa"/>
+            </w:tcMar>
+          </w:tcPr>
+          <w:p>
+            <w:r>
+              <w:rPr>
+                <w:b/>
+                <w:color w:val="1A365D"/>
+                <w:sz w:val="19"/>
+              </w:rPr>
+              <w:t>Mathematical Reasoning — Applied Cases, Reactions &amp; Traps</w:t>
+            </w:r>
+          </w:p>
+        </w:tc>
+        <w:tc>
+          <w:tcPr>
+            <w:tcW w:type="dxa" w:w="6480"/>
+            <w:shd w:fill="FFFFFF"/>
+            <w:tcMar>
+              <w:top w:w="100" w:type="dxa"/>
+              <w:bottom w:w="100" w:type="dxa"/>
+              <w:left w:w="150" w:type="dxa"/>
+              <w:right w:w="150" w:type="dxa"/>
+            </w:tcMar>
+          </w:tcPr>
+          <w:p>
+            <w:r>
+              <w:rPr>
+                <w:rFonts w:ascii="Cambria Math" w:hAnsi="Cambria Math"/>
+                <w:color w:val="2D3748"/>
+                <w:sz w:val="19"/>
+              </w:rPr>
+              <w:t>\therefore ∼[p∨(∼(p \wedge q))]=∼p \wedge (p \wedge q), \quad (p \rightarrow q)=∼(p \rightarrow q)=p \wedge ∼q, \quad S_{2}:p \rightarrow (q∨r)</w:t>
+            </w:r>
+          </w:p>
+        </w:tc>
+      </w:tr>
+      <w:tr>
+        <w:tc>
+          <w:tcPr>
+            <w:tcW w:type="dxa" w:w="3600"/>
+            <w:shd w:fill="F7FAFC"/>
+            <w:tcMar>
+              <w:top w:w="100" w:type="dxa"/>
+              <w:bottom w:w="100" w:type="dxa"/>
+              <w:left w:w="150" w:type="dxa"/>
+              <w:right w:w="150" w:type="dxa"/>
+            </w:tcMar>
+          </w:tcPr>
+          <w:p>
+            <w:r>
+              <w:rPr>
+                <w:b/>
+                <w:color w:val="1A365D"/>
+                <w:sz w:val="19"/>
+              </w:rPr>
+              <w:t>Mathematical Reasoning — Core Principles &amp; Governing Laws</w:t>
+            </w:r>
+          </w:p>
+        </w:tc>
+        <w:tc>
+          <w:tcPr>
+            <w:tcW w:type="dxa" w:w="6480"/>
+            <w:shd w:fill="F7FAFC"/>
+            <w:tcMar>
+              <w:top w:w="100" w:type="dxa"/>
+              <w:bottom w:w="100" w:type="dxa"/>
+              <w:left w:w="150" w:type="dxa"/>
+              <w:right w:w="150" w:type="dxa"/>
+            </w:tcMar>
+          </w:tcPr>
+          <w:p>
+            <w:r>
+              <w:rPr>
+                <w:rFonts w:ascii="Cambria Math" w:hAnsi="Cambria Math"/>
+                <w:color w:val="2D3748"/>
+                <w:sz w:val="19"/>
+              </w:rPr>
+              <w:t>=(P \wedge ∼R)⇔∼Q, \quad \text{If}\Delta=v,\nabla=v, \quad (f∨A)=A</w:t>
+            </w:r>
+          </w:p>
+        </w:tc>
+      </w:tr>
     </w:tbl>
     <w:p>
       <w:pPr>
@@ -338,7 +650,7 @@
           <w:color w:val="2B6CB0"/>
           <w:sz w:val="24"/>
         </w:rPr>
-        <w:t>3.1 Mathematical Reasoning - Core Application (Very High Yield — 121 PYQs)</w:t>
+        <w:t>3.1 Mathematical Reasoning — Standard Calculations &amp; Problem Archetypes (Very High Yield — 65 PYQs)</w:t>
       </w:r>
     </w:p>
     <w:p>
@@ -353,7 +665,7 @@
         <w:rPr>
           <w:sz w:val="20"/>
         </w:rPr>
-        <w:t>Key problem pattern in Mathematical Reasoning.</w:t>
+        <w:t>Quantitative numerical problem-solving techniques and standard question patterns frequently seen in Mathematical Reasoning.</w:t>
       </w:r>
     </w:p>
     <w:tbl>
@@ -391,7 +703,7 @@
                 <w:color w:val="2D3748"/>
                 <w:sz w:val="19"/>
               </w:rPr>
-              <w:t>Watch for algebraic and sign errors.</w:t>
+              <w:t>Watch for algebraic rounding, stoichiometric balancing, and boundary condition checks.</w:t>
             </w:r>
           </w:p>
         </w:tc>
@@ -432,7 +744,7 @@
                 <w:color w:val="2D3748"/>
                 <w:sz w:val="19"/>
               </w:rPr>
-              <w:t>Verify dimensions and boundary conditions.</w:t>
+              <w:t>Dimensional consistency checks and ratio comparisons can quickly eliminate incorrect options.</w:t>
             </w:r>
           </w:p>
         </w:tc>
@@ -522,6 +834,422 @@
           <w:sz w:val="18"/>
         </w:rPr>
         <w:t xml:space="preserve">"Negation of (p ⇒ q) ⇒ (q ⇒ p) is :..."  </w:t>
+      </w:r>
+      <w:r>
+        <w:rPr>
+          <w:b/>
+          <w:color w:val="2B6CB0"/>
+          <w:sz w:val="18"/>
+        </w:rPr>
+        <w:t>[Ans: N/A]</w:t>
+      </w:r>
+    </w:p>
+    <w:p>
+      <w:pPr>
+        <w:spacing w:after="120"/>
+      </w:pPr>
+    </w:p>
+    <w:p>
+      <w:pPr>
+        <w:pStyle w:val="Heading2"/>
+      </w:pPr>
+      <w:r>
+        <w:rPr>
+          <w:color w:val="2B6CB0"/>
+          <w:sz w:val="24"/>
+        </w:rPr>
+        <w:t>3.2 Mathematical Reasoning — Applied Cases, Reactions &amp; Traps (Very High Yield — 34 PYQs)</w:t>
+      </w:r>
+    </w:p>
+    <w:p>
+      <w:r>
+        <w:rPr>
+          <w:b/>
+          <w:sz w:val="20"/>
+        </w:rPr>
+        <w:t xml:space="preserve">Core Principle: </w:t>
+      </w:r>
+      <w:r>
+        <w:rPr>
+          <w:sz w:val="20"/>
+        </w:rPr>
+        <w:t>Special cases, experimental observations, and conceptual traps designed to test deep understanding of Mathematical Reasoning.</w:t>
+      </w:r>
+    </w:p>
+    <w:tbl>
+      <w:tblPr>
+        <w:tblW w:type="auto" w:w="0"/>
+        <w:jc w:val="center"/>
+        <w:tblLook w:firstColumn="1" w:firstRow="1" w:lastColumn="0" w:lastRow="0" w:noHBand="0" w:noVBand="1" w:val="04A0"/>
+      </w:tblPr>
+      <w:tblGrid>
+        <w:gridCol w:w="10080"/>
+      </w:tblGrid>
+      <w:tr>
+        <w:tc>
+          <w:tcPr>
+            <w:tcW w:type="dxa" w:w="10080"/>
+            <w:shd w:fill="FFF5F5"/>
+            <w:tcMar>
+              <w:top w:w="100" w:type="dxa"/>
+              <w:bottom w:w="100" w:type="dxa"/>
+              <w:left w:w="150" w:type="dxa"/>
+              <w:right w:w="150" w:type="dxa"/>
+            </w:tcMar>
+          </w:tcPr>
+          <w:p>
+            <w:r>
+              <w:rPr>
+                <w:b/>
+                <w:color w:val="C53030"/>
+                <w:sz w:val="19"/>
+              </w:rPr>
+              <w:t xml:space="preserve">⚠️ Common Trap / JEE Pitfall: </w:t>
+            </w:r>
+            <w:r>
+              <w:rPr>
+                <w:color w:val="2D3748"/>
+                <w:sz w:val="19"/>
+              </w:rPr>
+              <w:t>Read questions carefully for keywords like 'incorrect', 'not true', or non-standard conditions.</w:t>
+            </w:r>
+          </w:p>
+        </w:tc>
+      </w:tr>
+    </w:tbl>
+    <w:tbl>
+      <w:tblPr>
+        <w:tblW w:type="auto" w:w="0"/>
+        <w:jc w:val="center"/>
+        <w:tblLook w:firstColumn="1" w:firstRow="1" w:lastColumn="0" w:lastRow="0" w:noHBand="0" w:noVBand="1" w:val="04A0"/>
+      </w:tblPr>
+      <w:tblGrid>
+        <w:gridCol w:w="10080"/>
+      </w:tblGrid>
+      <w:tr>
+        <w:tc>
+          <w:tcPr>
+            <w:tcW w:type="dxa" w:w="10080"/>
+            <w:shd w:fill="F0FFF4"/>
+            <w:tcMar>
+              <w:top w:w="100" w:type="dxa"/>
+              <w:bottom w:w="100" w:type="dxa"/>
+              <w:left w:w="150" w:type="dxa"/>
+              <w:right w:w="150" w:type="dxa"/>
+            </w:tcMar>
+          </w:tcPr>
+          <w:p>
+            <w:r>
+              <w:rPr>
+                <w:b/>
+                <w:color w:val="276749"/>
+                <w:sz w:val="19"/>
+              </w:rPr>
+              <w:t xml:space="preserve">💡 Speed Hack / Trick: </w:t>
+            </w:r>
+            <w:r>
+              <w:rPr>
+                <w:color w:val="2D3748"/>
+                <w:sz w:val="19"/>
+              </w:rPr>
+              <w:t>Elimination of extreme or unphysical answer choices improves accuracy in assertion-reason and multiple-statement questions.</w:t>
+            </w:r>
+          </w:p>
+        </w:tc>
+      </w:tr>
+    </w:tbl>
+    <w:p>
+      <w:pPr>
+        <w:spacing w:before="120" w:after="40"/>
+      </w:pPr>
+      <w:r>
+        <w:rPr>
+          <w:b/>
+          <w:color w:val="1A365D"/>
+          <w:sz w:val="19"/>
+        </w:rPr>
+        <w:t>Source PYQs testing this concept:</w:t>
+      </w:r>
+    </w:p>
+    <w:p>
+      <w:pPr>
+        <w:pStyle w:val="ListBullet"/>
+        <w:spacing w:after="40"/>
+      </w:pPr>
+      <w:r>
+        <w:rPr>
+          <w:b/>
+          <w:sz w:val="18"/>
+        </w:rPr>
+        <w:t xml:space="preserve">[2023 Evening Shift] Q#2 (MCQ): </w:t>
+      </w:r>
+      <w:r>
+        <w:rPr>
+          <w:sz w:val="18"/>
+        </w:rPr>
+        <w:t xml:space="preserve">"The statement (p \wedge (∼q))∨((∼p) \wedge q)∨((∼p) \wedge (∼q)) is equivalent to _________...."  </w:t>
+      </w:r>
+      <w:r>
+        <w:rPr>
+          <w:b/>
+          <w:color w:val="2B6CB0"/>
+          <w:sz w:val="18"/>
+        </w:rPr>
+        <w:t>[Ans: N/A]</w:t>
+      </w:r>
+    </w:p>
+    <w:p>
+      <w:pPr>
+        <w:pStyle w:val="ListBullet"/>
+        <w:spacing w:after="40"/>
+      </w:pPr>
+      <w:r>
+        <w:rPr>
+          <w:b/>
+          <w:sz w:val="18"/>
+        </w:rPr>
+        <w:t xml:space="preserve">[2023 Evening Shift] Q#2 (MCQ): </w:t>
+      </w:r>
+      <w:r>
+        <w:rPr>
+          <w:sz w:val="18"/>
+        </w:rPr>
+        <w:t xml:space="preserve">"The statement ∼[p∨(∼(p \wedge q))] is equivalent to :..."  </w:t>
+      </w:r>
+      <w:r>
+        <w:rPr>
+          <w:b/>
+          <w:color w:val="2B6CB0"/>
+          <w:sz w:val="18"/>
+        </w:rPr>
+        <w:t>[Ans: N/A]</w:t>
+      </w:r>
+    </w:p>
+    <w:p>
+      <w:pPr>
+        <w:pStyle w:val="ListBullet"/>
+        <w:spacing w:after="40"/>
+      </w:pPr>
+      <w:r>
+        <w:rPr>
+          <w:b/>
+          <w:sz w:val="18"/>
+        </w:rPr>
+        <w:t xml:space="preserve">[2023 Evening Shift] Q#2 (MCQ): </w:t>
+      </w:r>
+      <w:r>
+        <w:rPr>
+          <w:sz w:val="18"/>
+        </w:rPr>
+        <w:t xml:space="preserve">"Among the statements (S1) : (p ⇒ q)∨((∼p) \wedge q) is a tautology (S2) : (q ⇒ p) ⇒ ((∼p) \wedge q) is a c..."  </w:t>
+      </w:r>
+      <w:r>
+        <w:rPr>
+          <w:b/>
+          <w:color w:val="2B6CB0"/>
+          <w:sz w:val="18"/>
+        </w:rPr>
+        <w:t>[Ans: N/A]</w:t>
+      </w:r>
+    </w:p>
+    <w:p>
+      <w:pPr>
+        <w:spacing w:after="120"/>
+      </w:pPr>
+    </w:p>
+    <w:p>
+      <w:pPr>
+        <w:pStyle w:val="Heading2"/>
+      </w:pPr>
+      <w:r>
+        <w:rPr>
+          <w:color w:val="2B6CB0"/>
+          <w:sz w:val="24"/>
+        </w:rPr>
+        <w:t>3.3 Mathematical Reasoning — Core Principles &amp; Governing Laws (Very High Yield — 24 PYQs)</w:t>
+      </w:r>
+    </w:p>
+    <w:p>
+      <w:r>
+        <w:rPr>
+          <w:b/>
+          <w:sz w:val="20"/>
+        </w:rPr>
+        <w:t xml:space="preserve">Core Principle: </w:t>
+      </w:r>
+      <w:r>
+        <w:rPr>
+          <w:sz w:val="20"/>
+        </w:rPr>
+        <w:t>Fundamental definitions, core postulates, and governing physical/chemical relations in Mathematical Reasoning.</w:t>
+      </w:r>
+    </w:p>
+    <w:tbl>
+      <w:tblPr>
+        <w:tblW w:type="auto" w:w="0"/>
+        <w:jc w:val="center"/>
+        <w:tblLook w:firstColumn="1" w:firstRow="1" w:lastColumn="0" w:lastRow="0" w:noHBand="0" w:noVBand="1" w:val="04A0"/>
+      </w:tblPr>
+      <w:tblGrid>
+        <w:gridCol w:w="10080"/>
+      </w:tblGrid>
+      <w:tr>
+        <w:tc>
+          <w:tcPr>
+            <w:tcW w:type="dxa" w:w="10080"/>
+            <w:shd w:fill="FFF5F5"/>
+            <w:tcMar>
+              <w:top w:w="100" w:type="dxa"/>
+              <w:bottom w:w="100" w:type="dxa"/>
+              <w:left w:w="150" w:type="dxa"/>
+              <w:right w:w="150" w:type="dxa"/>
+            </w:tcMar>
+          </w:tcPr>
+          <w:p>
+            <w:r>
+              <w:rPr>
+                <w:b/>
+                <w:color w:val="C53030"/>
+                <w:sz w:val="19"/>
+              </w:rPr>
+              <w:t xml:space="preserve">⚠️ Common Trap / JEE Pitfall: </w:t>
+            </w:r>
+            <w:r>
+              <w:rPr>
+                <w:color w:val="2D3748"/>
+                <w:sz w:val="19"/>
+              </w:rPr>
+              <w:t>Carefully verify units, standard reference states, and sign conventions in Mathematical Reasoning.</w:t>
+            </w:r>
+          </w:p>
+        </w:tc>
+      </w:tr>
+    </w:tbl>
+    <w:tbl>
+      <w:tblPr>
+        <w:tblW w:type="auto" w:w="0"/>
+        <w:jc w:val="center"/>
+        <w:tblLook w:firstColumn="1" w:firstRow="1" w:lastColumn="0" w:lastRow="0" w:noHBand="0" w:noVBand="1" w:val="04A0"/>
+      </w:tblPr>
+      <w:tblGrid>
+        <w:gridCol w:w="10080"/>
+      </w:tblGrid>
+      <w:tr>
+        <w:tc>
+          <w:tcPr>
+            <w:tcW w:type="dxa" w:w="10080"/>
+            <w:shd w:fill="F0FFF4"/>
+            <w:tcMar>
+              <w:top w:w="100" w:type="dxa"/>
+              <w:bottom w:w="100" w:type="dxa"/>
+              <w:left w:w="150" w:type="dxa"/>
+              <w:right w:w="150" w:type="dxa"/>
+            </w:tcMar>
+          </w:tcPr>
+          <w:p>
+            <w:r>
+              <w:rPr>
+                <w:b/>
+                <w:color w:val="276749"/>
+                <w:sz w:val="19"/>
+              </w:rPr>
+              <w:t xml:space="preserve">💡 Speed Hack / Trick: </w:t>
+            </w:r>
+            <w:r>
+              <w:rPr>
+                <w:color w:val="2D3748"/>
+                <w:sz w:val="19"/>
+              </w:rPr>
+              <w:t>Focus on high-yield formulas and standard limiting approximations tested in Mathematical Reasoning PYQs.</w:t>
+            </w:r>
+          </w:p>
+        </w:tc>
+      </w:tr>
+    </w:tbl>
+    <w:p>
+      <w:pPr>
+        <w:spacing w:before="120" w:after="40"/>
+      </w:pPr>
+      <w:r>
+        <w:rPr>
+          <w:b/>
+          <w:color w:val="1A365D"/>
+          <w:sz w:val="19"/>
+        </w:rPr>
+        <w:t>Source PYQs testing this concept:</w:t>
+      </w:r>
+    </w:p>
+    <w:p>
+      <w:pPr>
+        <w:pStyle w:val="ListBullet"/>
+        <w:spacing w:after="40"/>
+      </w:pPr>
+      <w:r>
+        <w:rPr>
+          <w:b/>
+          <w:sz w:val="18"/>
+        </w:rPr>
+        <w:t xml:space="preserve">[2023 Morning Shift] Q#1 (MCQ): </w:t>
+      </w:r>
+      <w:r>
+        <w:rPr>
+          <w:sz w:val="18"/>
+        </w:rPr>
+        <w:t xml:space="preserve">"Negation of p \wedge (q \wedge ∼(p \wedge q)) is :..."  </w:t>
+      </w:r>
+      <w:r>
+        <w:rPr>
+          <w:b/>
+          <w:color w:val="2B6CB0"/>
+          <w:sz w:val="18"/>
+        </w:rPr>
+        <w:t>[Ans: N/A]</w:t>
+      </w:r>
+    </w:p>
+    <w:p>
+      <w:pPr>
+        <w:pStyle w:val="ListBullet"/>
+        <w:spacing w:after="40"/>
+      </w:pPr>
+      <w:r>
+        <w:rPr>
+          <w:b/>
+          <w:sz w:val="18"/>
+        </w:rPr>
+        <w:t xml:space="preserve">[2023 Morning Shift] Q#3 (MCQ): </w:t>
+      </w:r>
+      <w:r>
+        <w:rPr>
+          <w:sz w:val="18"/>
+        </w:rPr>
+        <w:t xml:space="preserve">"The negation of the statement ((A \wedge (B∨C)) ⇒ (A∨B)) ⇒ A is..."  </w:t>
+      </w:r>
+      <w:r>
+        <w:rPr>
+          <w:b/>
+          <w:color w:val="2B6CB0"/>
+          <w:sz w:val="18"/>
+        </w:rPr>
+        <w:t>[Ans: N/A]</w:t>
+      </w:r>
+    </w:p>
+    <w:p>
+      <w:pPr>
+        <w:pStyle w:val="ListBullet"/>
+        <w:spacing w:after="40"/>
+      </w:pPr>
+      <w:r>
+        <w:rPr>
+          <w:b/>
+          <w:sz w:val="18"/>
+        </w:rPr>
+        <w:t xml:space="preserve">[2023 Morning Shift] Q#3 (MCQ): </w:t>
+      </w:r>
+      <w:r>
+        <w:rPr>
+          <w:sz w:val="18"/>
+        </w:rPr>
+        <w:t xml:space="preserve">"The negation of the statement (p∨q) \wedge (q∨(∼r)) is :..."  </w:t>
       </w:r>
       <w:r>
         <w:rPr>
@@ -660,6 +1388,248 @@
               <w:t>Solution Analysis:</w:t>
               <w:br/>
               <w:t>The given statement is: p \wedge (q \wedge ∼(p \wedge q)) We want to find the negation of this statement. To do that, we negate the whole expression: ∼(p \wedge (q \wedge ∼(p \wedge q))) Now, we will use De Morgan's laws to simplify the expression. De Morgan's laws state: ∼(A \wedge B) ≡ ∼A∨∼B ∼(A∨B) ≡ ∼A \wedge ∼B Applying the first De Morgan's law to the outer conjunction of the negated expression: ∼p∨∼(q \wedge ∼(p \wedge q)) Now we need to address the inner conjunction (q \wedge ∼(p \wedge q)) . To simplify this part of the expression, we again apply the first De Morgan's law: ∼p∨(∼q∨(p \wedge q)) Distribute the disjunction over the inner conjunction: ∼p∨((∼q∨p) \wedge (∼q∨q)) Apply the law of excluded middle (A ∨ ¬A = T) on the last term: ∼p∨(∼q∨p) Apply De Morgan's law on the inner disjunction: ∼(p \wedge q)∨p Now, comparing this with the provided options, it matches with Option B : (∼(p \wedge q))∨p So, the negation of the given statement is : (∼(p \wedge q))∨p</w:t>
+            </w:r>
+          </w:p>
+        </w:tc>
+      </w:tr>
+    </w:tbl>
+    <w:p>
+      <w:pPr>
+        <w:spacing w:after="120"/>
+      </w:pPr>
+    </w:p>
+    <w:p>
+      <w:pPr>
+        <w:spacing w:before="160" w:after="40"/>
+      </w:pPr>
+      <w:r>
+        <w:rPr>
+          <w:b/>
+          <w:color w:val="1A365D"/>
+          <w:sz w:val="22"/>
+        </w:rPr>
+        <w:t>Benchmark Problem 2: JEE Main 2023 (Online) 11th April Evening Shift (Q#1)</w:t>
+      </w:r>
+    </w:p>
+    <w:p>
+      <w:pPr>
+        <w:spacing w:after="80"/>
+      </w:pPr>
+      <w:r>
+        <w:rPr>
+          <w:sz w:val="20"/>
+        </w:rPr>
+        <w:t>The converse of ((∼p) \wedge q) ⇒ r is</w:t>
+      </w:r>
+    </w:p>
+    <w:p>
+      <w:pPr>
+        <w:pStyle w:val="ListBullet"/>
+        <w:spacing w:after="20"/>
+      </w:pPr>
+      <w:r>
+        <w:rPr>
+          <w:sz w:val="19"/>
+        </w:rPr>
+        <w:t>(A) ((∼p)∨q) ⇒ r</w:t>
+      </w:r>
+    </w:p>
+    <w:p>
+      <w:pPr>
+        <w:pStyle w:val="ListBullet"/>
+        <w:spacing w:after="20"/>
+      </w:pPr>
+      <w:r>
+        <w:rPr>
+          <w:sz w:val="19"/>
+        </w:rPr>
+        <w:t>(B) (∼r) ⇒ p \wedge q</w:t>
+      </w:r>
+    </w:p>
+    <w:p>
+      <w:pPr>
+        <w:pStyle w:val="ListBullet"/>
+        <w:spacing w:after="20"/>
+      </w:pPr>
+      <w:r>
+        <w:rPr>
+          <w:sz w:val="19"/>
+        </w:rPr>
+        <w:t>(C) (p∨(∼q)) ⇒ (∼r)</w:t>
+      </w:r>
+    </w:p>
+    <w:p>
+      <w:pPr>
+        <w:pStyle w:val="ListBullet"/>
+        <w:spacing w:after="20"/>
+      </w:pPr>
+      <w:r>
+        <w:rPr>
+          <w:sz w:val="19"/>
+        </w:rPr>
+        <w:t>(D) (∼r) ⇒ ((∼p) \wedge q)</w:t>
+      </w:r>
+    </w:p>
+    <w:tbl>
+      <w:tblPr>
+        <w:tblW w:type="auto" w:w="0"/>
+        <w:jc w:val="center"/>
+        <w:tblLook w:firstColumn="1" w:firstRow="1" w:lastColumn="0" w:lastRow="0" w:noHBand="0" w:noVBand="1" w:val="04A0"/>
+      </w:tblPr>
+      <w:tblGrid>
+        <w:gridCol w:w="10080"/>
+      </w:tblGrid>
+      <w:tr>
+        <w:tc>
+          <w:tcPr>
+            <w:tcW w:type="dxa" w:w="10080"/>
+            <w:shd w:fill="F7FAFC"/>
+            <w:tcMar>
+              <w:top w:w="100" w:type="dxa"/>
+              <w:bottom w:w="100" w:type="dxa"/>
+              <w:left w:w="150" w:type="dxa"/>
+              <w:right w:w="150" w:type="dxa"/>
+            </w:tcMar>
+          </w:tcPr>
+          <w:p>
+            <w:r>
+              <w:rPr>
+                <w:b/>
+                <w:color w:val="1A365D"/>
+                <w:sz w:val="19"/>
+              </w:rPr>
+              <w:t>Correct Answer: None</w:t>
+              <w:br/>
+            </w:r>
+            <w:r>
+              <w:rPr>
+                <w:color w:val="2D3748"/>
+                <w:sz w:val="18"/>
+              </w:rPr>
+              <w:t>Solution Analysis:</w:t>
+              <w:br/>
+              <w:t>Converse of ((∼p) \wedge q) ⇒ r ≡ r ⇒ (∼p \wedge q) ≡ ∼r∨(∼p \wedge q) ≡ ∼r∨(p∨∼q) ≡ (p∨∼q) ⇒ ∼r</w:t>
+            </w:r>
+          </w:p>
+        </w:tc>
+      </w:tr>
+    </w:tbl>
+    <w:p>
+      <w:pPr>
+        <w:spacing w:after="120"/>
+      </w:pPr>
+    </w:p>
+    <w:p>
+      <w:pPr>
+        <w:spacing w:before="160" w:after="40"/>
+      </w:pPr>
+      <w:r>
+        <w:rPr>
+          <w:b/>
+          <w:color w:val="1A365D"/>
+          <w:sz w:val="22"/>
+        </w:rPr>
+        <w:t>Benchmark Problem 3: JEE Main 2023 (Online) 13th April Evening Shift (Q#2)</w:t>
+      </w:r>
+    </w:p>
+    <w:p>
+      <w:pPr>
+        <w:spacing w:after="80"/>
+      </w:pPr>
+      <w:r>
+        <w:rPr>
+          <w:sz w:val="20"/>
+        </w:rPr>
+        <w:t>The statement (p \wedge (∼q))∨((∼p) \wedge q)∨((∼p) \wedge (∼q)) is equivalent to _________.</w:t>
+      </w:r>
+    </w:p>
+    <w:p>
+      <w:pPr>
+        <w:pStyle w:val="ListBullet"/>
+        <w:spacing w:after="20"/>
+      </w:pPr>
+      <w:r>
+        <w:rPr>
+          <w:sz w:val="19"/>
+        </w:rPr>
+        <w:t>(A) (∼p)∨(∼q)</w:t>
+      </w:r>
+    </w:p>
+    <w:p>
+      <w:pPr>
+        <w:pStyle w:val="ListBullet"/>
+        <w:spacing w:after="20"/>
+      </w:pPr>
+      <w:r>
+        <w:rPr>
+          <w:sz w:val="19"/>
+        </w:rPr>
+        <w:t>(B) p∨(∼q)</w:t>
+      </w:r>
+    </w:p>
+    <w:p>
+      <w:pPr>
+        <w:pStyle w:val="ListBullet"/>
+        <w:spacing w:after="20"/>
+      </w:pPr>
+      <w:r>
+        <w:rPr>
+          <w:sz w:val="19"/>
+        </w:rPr>
+        <w:t>(C) p∨q</w:t>
+      </w:r>
+    </w:p>
+    <w:p>
+      <w:pPr>
+        <w:pStyle w:val="ListBullet"/>
+        <w:spacing w:after="20"/>
+      </w:pPr>
+      <w:r>
+        <w:rPr>
+          <w:sz w:val="19"/>
+        </w:rPr>
+        <w:t>(D) (∼p)∨q</w:t>
+      </w:r>
+    </w:p>
+    <w:tbl>
+      <w:tblPr>
+        <w:tblW w:type="auto" w:w="0"/>
+        <w:jc w:val="center"/>
+        <w:tblLook w:firstColumn="1" w:firstRow="1" w:lastColumn="0" w:lastRow="0" w:noHBand="0" w:noVBand="1" w:val="04A0"/>
+      </w:tblPr>
+      <w:tblGrid>
+        <w:gridCol w:w="10080"/>
+      </w:tblGrid>
+      <w:tr>
+        <w:tc>
+          <w:tcPr>
+            <w:tcW w:type="dxa" w:w="10080"/>
+            <w:shd w:fill="F7FAFC"/>
+            <w:tcMar>
+              <w:top w:w="100" w:type="dxa"/>
+              <w:bottom w:w="100" w:type="dxa"/>
+              <w:left w:w="150" w:type="dxa"/>
+              <w:right w:w="150" w:type="dxa"/>
+            </w:tcMar>
+          </w:tcPr>
+          <w:p>
+            <w:r>
+              <w:rPr>
+                <w:b/>
+                <w:color w:val="1A365D"/>
+                <w:sz w:val="19"/>
+              </w:rPr>
+              <w:t>Correct Answer: None</w:t>
+              <w:br/>
+            </w:r>
+            <w:r>
+              <w:rPr>
+                <w:color w:val="2D3748"/>
+                <w:sz w:val="18"/>
+              </w:rPr>
+              <w:t>Solution Analysis:</w:t>
+              <w:br/>
+              <w:t>p q ∼q ∼p p \wedge ∼q ∼p \wedge q ∼p \wedge ∼q T T F F F F F T F T F T F F F T F T F T F F F T T F F T Using the truth table, we can see that the given statement is equivalent to (∼p)∨(∼q) . Alternate Method : The given statement (p \wedge (∼q))∨((∼p) \wedge q)∨((∼p) \wedge (∼q)) can be simplified using the following steps: (p \wedge (∼q))∨((∼p) \wedge q)∨((∼p) \wedge (∼q)) =(p \wedge (∼q))∨((∼p) \wedge (q∨(∼q))) =(p \wedge (∼q))∨((∼p) \wedge t) =(p \wedge (∼q))∨(∼p) =(∼p)∨(p \wedge (∼q)) =(∼p∨p) \wedge (∼p∨∼q) =t \wedge (∼p∨∼q) =∼p∨∼q Therefore, the given statement is equivalent to (∼p)∨(∼q) .</w:t>
             </w:r>
           </w:p>
         </w:tc>

--- a/dist/exports/mathematical-reasoning_revision_notes.docx
+++ b/dist/exports/mathematical-reasoning_revision_notes.docx
@@ -189,7 +189,7 @@
                 <w:color w:val="2D3748"/>
                 <w:sz w:val="19"/>
               </w:rPr>
-              <w:t>Mathematical Reasoning — Standard Calculations &amp; Problem Archetypes</w:t>
+              <w:t>Mathematical Reasoning — Core Principles &amp; Governing Laws</w:t>
             </w:r>
           </w:p>
         </w:tc>
@@ -209,7 +209,7 @@
               <w:rPr>
                 <w:sz w:val="19"/>
               </w:rPr>
-              <w:t>65 PYQs</w:t>
+              <w:t>104 PYQs</w:t>
             </w:r>
           </w:p>
         </w:tc>
@@ -217,6 +217,93 @@
           <w:tcPr>
             <w:tcW w:type="dxa" w:w="1872"/>
             <w:shd w:fill="F7FAFC"/>
+            <w:tcMar>
+              <w:top w:w="80" w:type="dxa"/>
+              <w:bottom w:w="80" w:type="dxa"/>
+              <w:left w:w="150" w:type="dxa"/>
+              <w:right w:w="150" w:type="dxa"/>
+            </w:tcMar>
+          </w:tcPr>
+          <w:p>
+            <w:r>
+              <w:rPr>
+                <w:color w:val="718096"/>
+                <w:sz w:val="19"/>
+              </w:rPr>
+              <w:t>Core Principle</w:t>
+            </w:r>
+          </w:p>
+        </w:tc>
+      </w:tr>
+      <w:tr>
+        <w:tc>
+          <w:tcPr>
+            <w:tcW w:type="dxa" w:w="2160"/>
+            <w:shd w:fill="FFFFFF"/>
+            <w:tcMar>
+              <w:top w:w="80" w:type="dxa"/>
+              <w:bottom w:w="80" w:type="dxa"/>
+              <w:left w:w="150" w:type="dxa"/>
+              <w:right w:w="150" w:type="dxa"/>
+            </w:tcMar>
+          </w:tcPr>
+          <w:p>
+            <w:r>
+              <w:rPr>
+                <w:b/>
+                <w:color w:val="2B6CB0"/>
+                <w:sz w:val="19"/>
+              </w:rPr>
+              <w:t>High</w:t>
+            </w:r>
+          </w:p>
+        </w:tc>
+        <w:tc>
+          <w:tcPr>
+            <w:tcW w:type="dxa" w:w="4320"/>
+            <w:shd w:fill="FFFFFF"/>
+            <w:tcMar>
+              <w:top w:w="80" w:type="dxa"/>
+              <w:bottom w:w="80" w:type="dxa"/>
+              <w:left w:w="150" w:type="dxa"/>
+              <w:right w:w="150" w:type="dxa"/>
+            </w:tcMar>
+          </w:tcPr>
+          <w:p>
+            <w:r>
+              <w:rPr>
+                <w:b/>
+                <w:color w:val="2D3748"/>
+                <w:sz w:val="19"/>
+              </w:rPr>
+              <w:t>Mathematical Reasoning — Standard Calculations &amp; Problem Archetypes</w:t>
+            </w:r>
+          </w:p>
+        </w:tc>
+        <w:tc>
+          <w:tcPr>
+            <w:tcW w:type="dxa" w:w="1728"/>
+            <w:shd w:fill="FFFFFF"/>
+            <w:tcMar>
+              <w:top w:w="80" w:type="dxa"/>
+              <w:bottom w:w="80" w:type="dxa"/>
+              <w:left w:w="150" w:type="dxa"/>
+              <w:right w:w="150" w:type="dxa"/>
+            </w:tcMar>
+          </w:tcPr>
+          <w:p>
+            <w:r>
+              <w:rPr>
+                <w:sz w:val="19"/>
+              </w:rPr>
+              <w:t>11 PYQs</w:t>
+            </w:r>
+          </w:p>
+        </w:tc>
+        <w:tc>
+          <w:tcPr>
+            <w:tcW w:type="dxa" w:w="1872"/>
+            <w:shd w:fill="FFFFFF"/>
             <w:tcMar>
               <w:top w:w="80" w:type="dxa"/>
               <w:bottom w:w="80" w:type="dxa"/>
@@ -239,7 +326,7 @@
         <w:tc>
           <w:tcPr>
             <w:tcW w:type="dxa" w:w="2160"/>
-            <w:shd w:fill="FFFFFF"/>
+            <w:shd w:fill="F7FAFC"/>
             <w:tcMar>
               <w:top w:w="80" w:type="dxa"/>
               <w:bottom w:w="80" w:type="dxa"/>
@@ -251,17 +338,17 @@
             <w:r>
               <w:rPr>
                 <w:b/>
-                <w:color w:val="C53030"/>
+                <w:color w:val="2B6CB0"/>
                 <w:sz w:val="19"/>
               </w:rPr>
-              <w:t>Very High</w:t>
+              <w:t>High</w:t>
             </w:r>
           </w:p>
         </w:tc>
         <w:tc>
           <w:tcPr>
             <w:tcW w:type="dxa" w:w="4320"/>
-            <w:shd w:fill="FFFFFF"/>
+            <w:shd w:fill="F7FAFC"/>
             <w:tcMar>
               <w:top w:w="80" w:type="dxa"/>
               <w:bottom w:w="80" w:type="dxa"/>
@@ -283,93 +370,6 @@
         <w:tc>
           <w:tcPr>
             <w:tcW w:type="dxa" w:w="1728"/>
-            <w:shd w:fill="FFFFFF"/>
-            <w:tcMar>
-              <w:top w:w="80" w:type="dxa"/>
-              <w:bottom w:w="80" w:type="dxa"/>
-              <w:left w:w="150" w:type="dxa"/>
-              <w:right w:w="150" w:type="dxa"/>
-            </w:tcMar>
-          </w:tcPr>
-          <w:p>
-            <w:r>
-              <w:rPr>
-                <w:sz w:val="19"/>
-              </w:rPr>
-              <w:t>34 PYQs</w:t>
-            </w:r>
-          </w:p>
-        </w:tc>
-        <w:tc>
-          <w:tcPr>
-            <w:tcW w:type="dxa" w:w="1872"/>
-            <w:shd w:fill="FFFFFF"/>
-            <w:tcMar>
-              <w:top w:w="80" w:type="dxa"/>
-              <w:bottom w:w="80" w:type="dxa"/>
-              <w:left w:w="150" w:type="dxa"/>
-              <w:right w:w="150" w:type="dxa"/>
-            </w:tcMar>
-          </w:tcPr>
-          <w:p>
-            <w:r>
-              <w:rPr>
-                <w:color w:val="718096"/>
-                <w:sz w:val="19"/>
-              </w:rPr>
-              <w:t>Applied Topics</w:t>
-            </w:r>
-          </w:p>
-        </w:tc>
-      </w:tr>
-      <w:tr>
-        <w:tc>
-          <w:tcPr>
-            <w:tcW w:type="dxa" w:w="2160"/>
-            <w:shd w:fill="F7FAFC"/>
-            <w:tcMar>
-              <w:top w:w="80" w:type="dxa"/>
-              <w:bottom w:w="80" w:type="dxa"/>
-              <w:left w:w="150" w:type="dxa"/>
-              <w:right w:w="150" w:type="dxa"/>
-            </w:tcMar>
-          </w:tcPr>
-          <w:p>
-            <w:r>
-              <w:rPr>
-                <w:b/>
-                <w:color w:val="C53030"/>
-                <w:sz w:val="19"/>
-              </w:rPr>
-              <w:t>Very High</w:t>
-            </w:r>
-          </w:p>
-        </w:tc>
-        <w:tc>
-          <w:tcPr>
-            <w:tcW w:type="dxa" w:w="4320"/>
-            <w:shd w:fill="F7FAFC"/>
-            <w:tcMar>
-              <w:top w:w="80" w:type="dxa"/>
-              <w:bottom w:w="80" w:type="dxa"/>
-              <w:left w:w="150" w:type="dxa"/>
-              <w:right w:w="150" w:type="dxa"/>
-            </w:tcMar>
-          </w:tcPr>
-          <w:p>
-            <w:r>
-              <w:rPr>
-                <w:b/>
-                <w:color w:val="2D3748"/>
-                <w:sz w:val="19"/>
-              </w:rPr>
-              <w:t>Mathematical Reasoning — Core Principles &amp; Governing Laws</w:t>
-            </w:r>
-          </w:p>
-        </w:tc>
-        <w:tc>
-          <w:tcPr>
-            <w:tcW w:type="dxa" w:w="1728"/>
             <w:shd w:fill="F7FAFC"/>
             <w:tcMar>
               <w:top w:w="80" w:type="dxa"/>
@@ -383,7 +383,7 @@
               <w:rPr>
                 <w:sz w:val="19"/>
               </w:rPr>
-              <w:t>24 PYQs</w:t>
+              <w:t>8 PYQs</w:t>
             </w:r>
           </w:p>
         </w:tc>
@@ -404,7 +404,7 @@
                 <w:color w:val="718096"/>
                 <w:sz w:val="19"/>
               </w:rPr>
-              <w:t>Core Principle</w:t>
+              <w:t>Applied Topics</w:t>
             </w:r>
           </w:p>
         </w:tc>
@@ -504,7 +504,7 @@
                 <w:color w:val="1A365D"/>
                 <w:sz w:val="19"/>
               </w:rPr>
-              <w:t>Mathematical Reasoning — Standard Calculations &amp; Problem Archetypes</w:t>
+              <w:t>Mathematical Reasoning — Core Principles &amp; Governing Laws</w:t>
             </w:r>
           </w:p>
         </w:tc>
@@ -526,7 +526,7 @@
                 <w:color w:val="2D3748"/>
                 <w:sz w:val="19"/>
               </w:rPr>
-              <w:t>=∼p∨∼(∼p∨∼q), \quad B=p \wedge r, \quad p = you are not born in India.</w:t>
+              <w:t>\therefore ∼[p∨(∼(p \wedge q))]=∼p \wedge (p \wedge q), \quad (p \wedge ∼q) \Rightarrow (p \Rightarrow ∼q)=E, \quad p)) = (p</w:t>
             </w:r>
           </w:p>
         </w:tc>
@@ -550,7 +550,7 @@
                 <w:color w:val="1A365D"/>
                 <w:sz w:val="19"/>
               </w:rPr>
-              <w:t>Mathematical Reasoning — Applied Cases, Reactions &amp; Traps</w:t>
+              <w:t>Mathematical Reasoning — Standard Calculations &amp; Problem Archetypes</w:t>
             </w:r>
           </w:p>
         </w:tc>
@@ -572,7 +572,7 @@
                 <w:color w:val="2D3748"/>
                 <w:sz w:val="19"/>
               </w:rPr>
-              <w:t>\therefore ∼[p∨(∼(p \wedge q))]=∼p \wedge (p \wedge q), \quad (p \rightarrow q)=∼(p \rightarrow q)=p \wedge ∼q, \quad S_{2}:p \rightarrow (q∨r)</w:t>
+              <w:t>q = T and (, \quad \theta=240^{o}, \quad is True, is equal to ___________.</w:t>
             </w:r>
           </w:p>
         </w:tc>
@@ -596,7 +596,7 @@
                 <w:color w:val="1A365D"/>
                 <w:sz w:val="19"/>
               </w:rPr>
-              <w:t>Mathematical Reasoning — Core Principles &amp; Governing Laws</w:t>
+              <w:t>Mathematical Reasoning — Applied Cases, Reactions &amp; Traps</w:t>
             </w:r>
           </w:p>
         </w:tc>
@@ -618,7 +618,7 @@
                 <w:color w:val="2D3748"/>
                 <w:sz w:val="19"/>
               </w:rPr>
-              <w:t>=(P \wedge ∼R)⇔∼Q, \quad \text{If}\Delta=v,\nabla=v, \quad (f∨A)=A</w:t>
+              <w:t>S_{2}:(q \Rightarrow p) \Rightarrow ((∼p) \wedge q), \quad S_{1}, \quad S_{1}:((∼p)∨q)∨((∼p)∨r)</w:t>
             </w:r>
           </w:p>
         </w:tc>
@@ -650,7 +650,215 @@
           <w:color w:val="2B6CB0"/>
           <w:sz w:val="24"/>
         </w:rPr>
-        <w:t>3.1 Mathematical Reasoning — Standard Calculations &amp; Problem Archetypes (Very High Yield — 65 PYQs)</w:t>
+        <w:t>3.1 Mathematical Reasoning — Core Principles &amp; Governing Laws (Very High Yield — 104 PYQs)</w:t>
+      </w:r>
+    </w:p>
+    <w:p>
+      <w:r>
+        <w:rPr>
+          <w:b/>
+          <w:sz w:val="20"/>
+        </w:rPr>
+        <w:t xml:space="preserve">Core Principle: </w:t>
+      </w:r>
+      <w:r>
+        <w:rPr>
+          <w:sz w:val="20"/>
+        </w:rPr>
+        <w:t>Fundamental definitions, core postulates, and governing physical/chemical relations in Mathematical Reasoning.</w:t>
+      </w:r>
+    </w:p>
+    <w:tbl>
+      <w:tblPr>
+        <w:tblW w:type="auto" w:w="0"/>
+        <w:jc w:val="center"/>
+        <w:tblLook w:firstColumn="1" w:firstRow="1" w:lastColumn="0" w:lastRow="0" w:noHBand="0" w:noVBand="1" w:val="04A0"/>
+      </w:tblPr>
+      <w:tblGrid>
+        <w:gridCol w:w="10080"/>
+      </w:tblGrid>
+      <w:tr>
+        <w:tc>
+          <w:tcPr>
+            <w:tcW w:type="dxa" w:w="10080"/>
+            <w:shd w:fill="FFF5F5"/>
+            <w:tcMar>
+              <w:top w:w="100" w:type="dxa"/>
+              <w:bottom w:w="100" w:type="dxa"/>
+              <w:left w:w="150" w:type="dxa"/>
+              <w:right w:w="150" w:type="dxa"/>
+            </w:tcMar>
+          </w:tcPr>
+          <w:p>
+            <w:r>
+              <w:rPr>
+                <w:b/>
+                <w:color w:val="C53030"/>
+                <w:sz w:val="19"/>
+              </w:rPr>
+              <w:t xml:space="preserve">⚠️ Common Trap / JEE Pitfall: </w:t>
+            </w:r>
+            <w:r>
+              <w:rPr>
+                <w:color w:val="2D3748"/>
+                <w:sz w:val="19"/>
+              </w:rPr>
+              <w:t>Carefully verify units, standard reference states, and sign conventions in Mathematical Reasoning.</w:t>
+            </w:r>
+          </w:p>
+        </w:tc>
+      </w:tr>
+    </w:tbl>
+    <w:tbl>
+      <w:tblPr>
+        <w:tblW w:type="auto" w:w="0"/>
+        <w:jc w:val="center"/>
+        <w:tblLook w:firstColumn="1" w:firstRow="1" w:lastColumn="0" w:lastRow="0" w:noHBand="0" w:noVBand="1" w:val="04A0"/>
+      </w:tblPr>
+      <w:tblGrid>
+        <w:gridCol w:w="10080"/>
+      </w:tblGrid>
+      <w:tr>
+        <w:tc>
+          <w:tcPr>
+            <w:tcW w:type="dxa" w:w="10080"/>
+            <w:shd w:fill="F0FFF4"/>
+            <w:tcMar>
+              <w:top w:w="100" w:type="dxa"/>
+              <w:bottom w:w="100" w:type="dxa"/>
+              <w:left w:w="150" w:type="dxa"/>
+              <w:right w:w="150" w:type="dxa"/>
+            </w:tcMar>
+          </w:tcPr>
+          <w:p>
+            <w:r>
+              <w:rPr>
+                <w:b/>
+                <w:color w:val="276749"/>
+                <w:sz w:val="19"/>
+              </w:rPr>
+              <w:t xml:space="preserve">💡 Speed Hack / Trick: </w:t>
+            </w:r>
+            <w:r>
+              <w:rPr>
+                <w:color w:val="2D3748"/>
+                <w:sz w:val="19"/>
+              </w:rPr>
+              <w:t>Focus on high-yield formulas and standard limiting approximations tested in Mathematical Reasoning PYQs.</w:t>
+            </w:r>
+          </w:p>
+        </w:tc>
+      </w:tr>
+    </w:tbl>
+    <w:p>
+      <w:pPr>
+        <w:spacing w:before="120" w:after="40"/>
+      </w:pPr>
+      <w:r>
+        <w:rPr>
+          <w:b/>
+          <w:color w:val="1A365D"/>
+          <w:sz w:val="19"/>
+        </w:rPr>
+        <w:t>Source PYQs testing this concept:</w:t>
+      </w:r>
+    </w:p>
+    <w:p>
+      <w:pPr>
+        <w:pStyle w:val="ListBullet"/>
+        <w:spacing w:after="40"/>
+      </w:pPr>
+      <w:r>
+        <w:rPr>
+          <w:b/>
+          <w:sz w:val="18"/>
+        </w:rPr>
+        <w:t xml:space="preserve">[2023 Morning Shift] Q#1 (MCQ): </w:t>
+      </w:r>
+      <w:r>
+        <w:rPr>
+          <w:sz w:val="18"/>
+        </w:rPr>
+        <w:t xml:space="preserve">"Negation of p \wedge (q \wedge ∼(p \wedge q)) is :..."  </w:t>
+      </w:r>
+      <w:r>
+        <w:rPr>
+          <w:b/>
+          <w:color w:val="2B6CB0"/>
+          <w:sz w:val="18"/>
+        </w:rPr>
+        <w:t>[Ans: N/A]</w:t>
+      </w:r>
+    </w:p>
+    <w:p>
+      <w:pPr>
+        <w:pStyle w:val="ListBullet"/>
+        <w:spacing w:after="40"/>
+      </w:pPr>
+      <w:r>
+        <w:rPr>
+          <w:b/>
+          <w:sz w:val="18"/>
+        </w:rPr>
+        <w:t xml:space="preserve">[2023 Evening Shift] Q#1 (MCQ): </w:t>
+      </w:r>
+      <w:r>
+        <w:rPr>
+          <w:sz w:val="18"/>
+        </w:rPr>
+        <w:t xml:space="preserve">"The converse of ((∼p) \wedge q) ⇒ r is..."  </w:t>
+      </w:r>
+      <w:r>
+        <w:rPr>
+          <w:b/>
+          <w:color w:val="2B6CB0"/>
+          <w:sz w:val="18"/>
+        </w:rPr>
+        <w:t>[Ans: N/A]</w:t>
+      </w:r>
+    </w:p>
+    <w:p>
+      <w:pPr>
+        <w:pStyle w:val="ListBullet"/>
+        <w:spacing w:after="40"/>
+      </w:pPr>
+      <w:r>
+        <w:rPr>
+          <w:b/>
+          <w:sz w:val="18"/>
+        </w:rPr>
+        <w:t xml:space="preserve">[2023 Morning Shift] Q#1 (MCQ): </w:t>
+      </w:r>
+      <w:r>
+        <w:rPr>
+          <w:sz w:val="18"/>
+        </w:rPr>
+        <w:t xml:space="preserve">"Negation of (p ⇒ q) ⇒ (q ⇒ p) is :..."  </w:t>
+      </w:r>
+      <w:r>
+        <w:rPr>
+          <w:b/>
+          <w:color w:val="2B6CB0"/>
+          <w:sz w:val="18"/>
+        </w:rPr>
+        <w:t>[Ans: N/A]</w:t>
+      </w:r>
+    </w:p>
+    <w:p>
+      <w:pPr>
+        <w:spacing w:after="120"/>
+      </w:pPr>
+    </w:p>
+    <w:p>
+      <w:pPr>
+        <w:pStyle w:val="Heading2"/>
+      </w:pPr>
+      <w:r>
+        <w:rPr>
+          <w:color w:val="2B6CB0"/>
+          <w:sz w:val="24"/>
+        </w:rPr>
+        <w:t>3.2 Mathematical Reasoning — Standard Calculations &amp; Problem Archetypes (High Yield — 11 PYQs)</w:t>
       </w:r>
     </w:p>
     <w:p>
@@ -800,13 +1008,13 @@
           <w:b/>
           <w:sz w:val="18"/>
         </w:rPr>
-        <w:t xml:space="preserve">[2023 Evening Shift] Q#1 (MCQ): </w:t>
+        <w:t xml:space="preserve">[2023 Morning Shift] Q#1 (Numerical): </w:t>
       </w:r>
       <w:r>
         <w:rPr>
           <w:sz w:val="18"/>
         </w:rPr>
-        <w:t xml:space="preserve">"The converse of ((∼p) \wedge q) ⇒ r is..."  </w:t>
+        <w:t xml:space="preserve">"The number of ordered triplets of the truth values of p,q and r such that the truth value of the statement $(p∨q) \wedge (p∨r) \Rightarr..."  </w:t>
       </w:r>
       <w:r>
         <w:rPr>
@@ -814,7 +1022,7 @@
           <w:color w:val="2B6CB0"/>
           <w:sz w:val="18"/>
         </w:rPr>
-        <w:t>[Ans: N/A]</w:t>
+        <w:t>[Ans: 7]</w:t>
       </w:r>
     </w:p>
     <w:p>
@@ -827,13 +1035,13 @@
           <w:b/>
           <w:sz w:val="18"/>
         </w:rPr>
-        <w:t xml:space="preserve">[2023 Morning Shift] Q#1 (MCQ): </w:t>
+        <w:t xml:space="preserve">[2023 Evening Shift] Q#2 (MCQ): </w:t>
       </w:r>
       <w:r>
         <w:rPr>
           <w:sz w:val="18"/>
         </w:rPr>
-        <w:t xml:space="preserve">"Negation of (p ⇒ q) ⇒ (q ⇒ p) is :..."  </w:t>
+        <w:t xml:space="preserve">"Among the statements (S1) : (p ⇒ q)∨((∼p) \wedge q) is a tautology (S2) : (q ⇒ p) ⇒ ((∼p) \wedge q) is a c..."  </w:t>
       </w:r>
       <w:r>
         <w:rPr>
@@ -858,7 +1066,7 @@
           <w:color w:val="2B6CB0"/>
           <w:sz w:val="24"/>
         </w:rPr>
-        <w:t>3.2 Mathematical Reasoning — Applied Cases, Reactions &amp; Traps (Very High Yield — 34 PYQs)</w:t>
+        <w:t>3.3 Mathematical Reasoning — Applied Cases, Reactions &amp; Traps (High Yield — 8 PYQs)</w:t>
       </w:r>
     </w:p>
     <w:p>
@@ -987,7 +1195,7 @@
         <w:rPr>
           <w:sz w:val="18"/>
         </w:rPr>
-        <w:t xml:space="preserve">"The statement (p \wedge (∼q))∨((∼p) \wedge q)∨((∼p) \wedge (∼q)) is equivalent to _________...."  </w:t>
+        <w:t xml:space="preserve">"Among the statements (S1) : (p ⇒ q)∨((∼p) \wedge q) is a tautology (S2) : (q ⇒ p) ⇒ ((∼p) \wedge q) is a c..."  </w:t>
       </w:r>
       <w:r>
         <w:rPr>
@@ -1008,194 +1216,13 @@
           <w:b/>
           <w:sz w:val="18"/>
         </w:rPr>
-        <w:t xml:space="preserve">[2023 Evening Shift] Q#2 (MCQ): </w:t>
+        <w:t xml:space="preserve">[2023 Morning Shift] Q#2 (MCQ): </w:t>
       </w:r>
       <w:r>
         <w:rPr>
           <w:sz w:val="18"/>
         </w:rPr>
-        <w:t xml:space="preserve">"The statement ∼[p∨(∼(p \wedge q))] is equivalent to :..."  </w:t>
-      </w:r>
-      <w:r>
-        <w:rPr>
-          <w:b/>
-          <w:color w:val="2B6CB0"/>
-          <w:sz w:val="18"/>
-        </w:rPr>
-        <w:t>[Ans: N/A]</w:t>
-      </w:r>
-    </w:p>
-    <w:p>
-      <w:pPr>
-        <w:pStyle w:val="ListBullet"/>
-        <w:spacing w:after="40"/>
-      </w:pPr>
-      <w:r>
-        <w:rPr>
-          <w:b/>
-          <w:sz w:val="18"/>
-        </w:rPr>
-        <w:t xml:space="preserve">[2023 Evening Shift] Q#2 (MCQ): </w:t>
-      </w:r>
-      <w:r>
-        <w:rPr>
-          <w:sz w:val="18"/>
-        </w:rPr>
-        <w:t xml:space="preserve">"Among the statements (S1) : (p ⇒ q)∨((∼p) \wedge q) is a tautology (S2) : (q ⇒ p) ⇒ ((∼p) \wedge q) is a c..."  </w:t>
-      </w:r>
-      <w:r>
-        <w:rPr>
-          <w:b/>
-          <w:color w:val="2B6CB0"/>
-          <w:sz w:val="18"/>
-        </w:rPr>
-        <w:t>[Ans: N/A]</w:t>
-      </w:r>
-    </w:p>
-    <w:p>
-      <w:pPr>
-        <w:spacing w:after="120"/>
-      </w:pPr>
-    </w:p>
-    <w:p>
-      <w:pPr>
-        <w:pStyle w:val="Heading2"/>
-      </w:pPr>
-      <w:r>
-        <w:rPr>
-          <w:color w:val="2B6CB0"/>
-          <w:sz w:val="24"/>
-        </w:rPr>
-        <w:t>3.3 Mathematical Reasoning — Core Principles &amp; Governing Laws (Very High Yield — 24 PYQs)</w:t>
-      </w:r>
-    </w:p>
-    <w:p>
-      <w:r>
-        <w:rPr>
-          <w:b/>
-          <w:sz w:val="20"/>
-        </w:rPr>
-        <w:t xml:space="preserve">Core Principle: </w:t>
-      </w:r>
-      <w:r>
-        <w:rPr>
-          <w:sz w:val="20"/>
-        </w:rPr>
-        <w:t>Fundamental definitions, core postulates, and governing physical/chemical relations in Mathematical Reasoning.</w:t>
-      </w:r>
-    </w:p>
-    <w:tbl>
-      <w:tblPr>
-        <w:tblW w:type="auto" w:w="0"/>
-        <w:jc w:val="center"/>
-        <w:tblLook w:firstColumn="1" w:firstRow="1" w:lastColumn="0" w:lastRow="0" w:noHBand="0" w:noVBand="1" w:val="04A0"/>
-      </w:tblPr>
-      <w:tblGrid>
-        <w:gridCol w:w="10080"/>
-      </w:tblGrid>
-      <w:tr>
-        <w:tc>
-          <w:tcPr>
-            <w:tcW w:type="dxa" w:w="10080"/>
-            <w:shd w:fill="FFF5F5"/>
-            <w:tcMar>
-              <w:top w:w="100" w:type="dxa"/>
-              <w:bottom w:w="100" w:type="dxa"/>
-              <w:left w:w="150" w:type="dxa"/>
-              <w:right w:w="150" w:type="dxa"/>
-            </w:tcMar>
-          </w:tcPr>
-          <w:p>
-            <w:r>
-              <w:rPr>
-                <w:b/>
-                <w:color w:val="C53030"/>
-                <w:sz w:val="19"/>
-              </w:rPr>
-              <w:t xml:space="preserve">⚠️ Common Trap / JEE Pitfall: </w:t>
-            </w:r>
-            <w:r>
-              <w:rPr>
-                <w:color w:val="2D3748"/>
-                <w:sz w:val="19"/>
-              </w:rPr>
-              <w:t>Carefully verify units, standard reference states, and sign conventions in Mathematical Reasoning.</w:t>
-            </w:r>
-          </w:p>
-        </w:tc>
-      </w:tr>
-    </w:tbl>
-    <w:tbl>
-      <w:tblPr>
-        <w:tblW w:type="auto" w:w="0"/>
-        <w:jc w:val="center"/>
-        <w:tblLook w:firstColumn="1" w:firstRow="1" w:lastColumn="0" w:lastRow="0" w:noHBand="0" w:noVBand="1" w:val="04A0"/>
-      </w:tblPr>
-      <w:tblGrid>
-        <w:gridCol w:w="10080"/>
-      </w:tblGrid>
-      <w:tr>
-        <w:tc>
-          <w:tcPr>
-            <w:tcW w:type="dxa" w:w="10080"/>
-            <w:shd w:fill="F0FFF4"/>
-            <w:tcMar>
-              <w:top w:w="100" w:type="dxa"/>
-              <w:bottom w:w="100" w:type="dxa"/>
-              <w:left w:w="150" w:type="dxa"/>
-              <w:right w:w="150" w:type="dxa"/>
-            </w:tcMar>
-          </w:tcPr>
-          <w:p>
-            <w:r>
-              <w:rPr>
-                <w:b/>
-                <w:color w:val="276749"/>
-                <w:sz w:val="19"/>
-              </w:rPr>
-              <w:t xml:space="preserve">💡 Speed Hack / Trick: </w:t>
-            </w:r>
-            <w:r>
-              <w:rPr>
-                <w:color w:val="2D3748"/>
-                <w:sz w:val="19"/>
-              </w:rPr>
-              <w:t>Focus on high-yield formulas and standard limiting approximations tested in Mathematical Reasoning PYQs.</w:t>
-            </w:r>
-          </w:p>
-        </w:tc>
-      </w:tr>
-    </w:tbl>
-    <w:p>
-      <w:pPr>
-        <w:spacing w:before="120" w:after="40"/>
-      </w:pPr>
-      <w:r>
-        <w:rPr>
-          <w:b/>
-          <w:color w:val="1A365D"/>
-          <w:sz w:val="19"/>
-        </w:rPr>
-        <w:t>Source PYQs testing this concept:</w:t>
-      </w:r>
-    </w:p>
-    <w:p>
-      <w:pPr>
-        <w:pStyle w:val="ListBullet"/>
-        <w:spacing w:after="40"/>
-      </w:pPr>
-      <w:r>
-        <w:rPr>
-          <w:b/>
-          <w:sz w:val="18"/>
-        </w:rPr>
-        <w:t xml:space="preserve">[2023 Morning Shift] Q#1 (MCQ): </w:t>
-      </w:r>
-      <w:r>
-        <w:rPr>
-          <w:sz w:val="18"/>
-        </w:rPr>
-        <w:t xml:space="preserve">"Negation of p \wedge (q \wedge ∼(p \wedge q)) is :..."  </w:t>
+        <w:t xml:space="preserve">"The compound statement (∼(P \wedge Q))∨((∼P) \wedge Q) ⇒ ((∼P) \wedge (∼Q)) is equivalent to..."  </w:t>
       </w:r>
       <w:r>
         <w:rPr>
@@ -1222,34 +1249,7 @@
         <w:rPr>
           <w:sz w:val="18"/>
         </w:rPr>
-        <w:t xml:space="preserve">"The negation of the statement ((A \wedge (B∨C)) ⇒ (A∨B)) ⇒ A is..."  </w:t>
-      </w:r>
-      <w:r>
-        <w:rPr>
-          <w:b/>
-          <w:color w:val="2B6CB0"/>
-          <w:sz w:val="18"/>
-        </w:rPr>
-        <w:t>[Ans: N/A]</w:t>
-      </w:r>
-    </w:p>
-    <w:p>
-      <w:pPr>
-        <w:pStyle w:val="ListBullet"/>
-        <w:spacing w:after="40"/>
-      </w:pPr>
-      <w:r>
-        <w:rPr>
-          <w:b/>
-          <w:sz w:val="18"/>
-        </w:rPr>
-        <w:t xml:space="preserve">[2023 Morning Shift] Q#3 (MCQ): </w:t>
-      </w:r>
-      <w:r>
-        <w:rPr>
-          <w:sz w:val="18"/>
-        </w:rPr>
-        <w:t xml:space="preserve">"The negation of the statement (p∨q) \wedge (q∨(∼r)) is :..."  </w:t>
+        <w:t xml:space="preserve">"(S1)(p ⇒ q)∨(p \wedge (∼q)) is a tautology (S2)((∼p) ⇒ (∼q)) \wedge ((∼p)∨q) is a contradiction. Then..."  </w:t>
       </w:r>
       <w:r>
         <w:rPr>
@@ -1408,7 +1408,7 @@
           <w:color w:val="1A365D"/>
           <w:sz w:val="22"/>
         </w:rPr>
-        <w:t>Benchmark Problem 2: JEE Main 2023 (Online) 11th April Evening Shift (Q#1)</w:t>
+        <w:t>Benchmark Problem 2: JEE Main 2023 (Online) 11th April Morning Shift (Q#1)</w:t>
       </w:r>
     </w:p>
     <w:p>
@@ -1419,7 +1419,80 @@
         <w:rPr>
           <w:sz w:val="20"/>
         </w:rPr>
-        <w:t>The converse of ((∼p) \wedge q) ⇒ r is</w:t>
+        <w:t>The number of ordered triplets of the truth values of p,q and r such that the truth value of the statement (p∨q) \wedge (p∨r) ⇒ (q∨r) is True, is equal to ___________.</w:t>
+      </w:r>
+    </w:p>
+    <w:tbl>
+      <w:tblPr>
+        <w:tblW w:type="auto" w:w="0"/>
+        <w:jc w:val="center"/>
+        <w:tblLook w:firstColumn="1" w:firstRow="1" w:lastColumn="0" w:lastRow="0" w:noHBand="0" w:noVBand="1" w:val="04A0"/>
+      </w:tblPr>
+      <w:tblGrid>
+        <w:gridCol w:w="10080"/>
+      </w:tblGrid>
+      <w:tr>
+        <w:tc>
+          <w:tcPr>
+            <w:tcW w:type="dxa" w:w="10080"/>
+            <w:shd w:fill="F7FAFC"/>
+            <w:tcMar>
+              <w:top w:w="100" w:type="dxa"/>
+              <w:bottom w:w="100" w:type="dxa"/>
+              <w:left w:w="150" w:type="dxa"/>
+              <w:right w:w="150" w:type="dxa"/>
+            </w:tcMar>
+          </w:tcPr>
+          <w:p>
+            <w:r>
+              <w:rPr>
+                <w:b/>
+                <w:color w:val="1A365D"/>
+                <w:sz w:val="19"/>
+              </w:rPr>
+              <w:t>Correct Answer: 7</w:t>
+              <w:br/>
+            </w:r>
+            <w:r>
+              <w:rPr>
+                <w:color w:val="2D3748"/>
+                <w:sz w:val="18"/>
+              </w:rPr>
+              <w:t>Solution Analysis:</w:t>
+              <w:br/>
+              <w:t>p q r p∨q p∨r (p∨q) \wedge (p∨r) q∨r (p∨q) \wedge (p∨r) ⇒ (q∨r) T T T T T T T T T T F T T T T T T F T T T T T T T F F T T T F F F T T T T T T T F T F T F F T T F F T F T F T T F F F F F F F T Hence, the total number of ordered triplets are 7.</w:t>
+            </w:r>
+          </w:p>
+        </w:tc>
+      </w:tr>
+    </w:tbl>
+    <w:p>
+      <w:pPr>
+        <w:spacing w:after="120"/>
+      </w:pPr>
+    </w:p>
+    <w:p>
+      <w:pPr>
+        <w:spacing w:before="160" w:after="40"/>
+      </w:pPr>
+      <w:r>
+        <w:rPr>
+          <w:b/>
+          <w:color w:val="1A365D"/>
+          <w:sz w:val="22"/>
+        </w:rPr>
+        <w:t>Benchmark Problem 3: JEE Main 2023 (Online) 24th January Morning Shift (Q#2)</w:t>
+      </w:r>
+    </w:p>
+    <w:p>
+      <w:pPr>
+        <w:spacing w:after="80"/>
+      </w:pPr>
+      <w:r>
+        <w:rPr>
+          <w:sz w:val="20"/>
+        </w:rPr>
+        <w:t>The compound statement (∼(P \wedge Q))∨((∼P) \wedge Q) ⇒ ((∼P) \wedge (∼Q)) is equivalent to</w:t>
       </w:r>
     </w:p>
     <w:p>
@@ -1431,7 +1504,7 @@
         <w:rPr>
           <w:sz w:val="19"/>
         </w:rPr>
-        <w:t>(A) ((∼p)∨q) ⇒ r</w:t>
+        <w:t>(A) ((∼P)∨Q) \wedge (∼Q)</w:t>
       </w:r>
     </w:p>
     <w:p>
@@ -1443,7 +1516,7 @@
         <w:rPr>
           <w:sz w:val="19"/>
         </w:rPr>
-        <w:t>(B) (∼r) ⇒ p \wedge q</w:t>
+        <w:t>(B) (∼Q)∨P</w:t>
       </w:r>
     </w:p>
     <w:p>
@@ -1455,7 +1528,7 @@
         <w:rPr>
           <w:sz w:val="19"/>
         </w:rPr>
-        <w:t>(C) (p∨(∼q)) ⇒ (∼r)</w:t>
+        <w:t>(C) ((∼P)∨Q) \wedge ((∼Q)∨P)</w:t>
       </w:r>
     </w:p>
     <w:p>
@@ -1467,7 +1540,7 @@
         <w:rPr>
           <w:sz w:val="19"/>
         </w:rPr>
-        <w:t>(D) (∼r) ⇒ ((∼p) \wedge q)</w:t>
+        <w:t>(D) (∼P)∨Q</w:t>
       </w:r>
     </w:p>
     <w:tbl>
@@ -1508,128 +1581,7 @@
               </w:rPr>
               <w:t>Solution Analysis:</w:t>
               <w:br/>
-              <w:t>Converse of ((∼p) \wedge q) ⇒ r ≡ r ⇒ (∼p \wedge q) ≡ ∼r∨(∼p \wedge q) ≡ ∼r∨(p∨∼q) ≡ (p∨∼q) ⇒ ∼r</w:t>
-            </w:r>
-          </w:p>
-        </w:tc>
-      </w:tr>
-    </w:tbl>
-    <w:p>
-      <w:pPr>
-        <w:spacing w:after="120"/>
-      </w:pPr>
-    </w:p>
-    <w:p>
-      <w:pPr>
-        <w:spacing w:before="160" w:after="40"/>
-      </w:pPr>
-      <w:r>
-        <w:rPr>
-          <w:b/>
-          <w:color w:val="1A365D"/>
-          <w:sz w:val="22"/>
-        </w:rPr>
-        <w:t>Benchmark Problem 3: JEE Main 2023 (Online) 13th April Evening Shift (Q#2)</w:t>
-      </w:r>
-    </w:p>
-    <w:p>
-      <w:pPr>
-        <w:spacing w:after="80"/>
-      </w:pPr>
-      <w:r>
-        <w:rPr>
-          <w:sz w:val="20"/>
-        </w:rPr>
-        <w:t>The statement (p \wedge (∼q))∨((∼p) \wedge q)∨((∼p) \wedge (∼q)) is equivalent to _________.</w:t>
-      </w:r>
-    </w:p>
-    <w:p>
-      <w:pPr>
-        <w:pStyle w:val="ListBullet"/>
-        <w:spacing w:after="20"/>
-      </w:pPr>
-      <w:r>
-        <w:rPr>
-          <w:sz w:val="19"/>
-        </w:rPr>
-        <w:t>(A) (∼p)∨(∼q)</w:t>
-      </w:r>
-    </w:p>
-    <w:p>
-      <w:pPr>
-        <w:pStyle w:val="ListBullet"/>
-        <w:spacing w:after="20"/>
-      </w:pPr>
-      <w:r>
-        <w:rPr>
-          <w:sz w:val="19"/>
-        </w:rPr>
-        <w:t>(B) p∨(∼q)</w:t>
-      </w:r>
-    </w:p>
-    <w:p>
-      <w:pPr>
-        <w:pStyle w:val="ListBullet"/>
-        <w:spacing w:after="20"/>
-      </w:pPr>
-      <w:r>
-        <w:rPr>
-          <w:sz w:val="19"/>
-        </w:rPr>
-        <w:t>(C) p∨q</w:t>
-      </w:r>
-    </w:p>
-    <w:p>
-      <w:pPr>
-        <w:pStyle w:val="ListBullet"/>
-        <w:spacing w:after="20"/>
-      </w:pPr>
-      <w:r>
-        <w:rPr>
-          <w:sz w:val="19"/>
-        </w:rPr>
-        <w:t>(D) (∼p)∨q</w:t>
-      </w:r>
-    </w:p>
-    <w:tbl>
-      <w:tblPr>
-        <w:tblW w:type="auto" w:w="0"/>
-        <w:jc w:val="center"/>
-        <w:tblLook w:firstColumn="1" w:firstRow="1" w:lastColumn="0" w:lastRow="0" w:noHBand="0" w:noVBand="1" w:val="04A0"/>
-      </w:tblPr>
-      <w:tblGrid>
-        <w:gridCol w:w="10080"/>
-      </w:tblGrid>
-      <w:tr>
-        <w:tc>
-          <w:tcPr>
-            <w:tcW w:type="dxa" w:w="10080"/>
-            <w:shd w:fill="F7FAFC"/>
-            <w:tcMar>
-              <w:top w:w="100" w:type="dxa"/>
-              <w:bottom w:w="100" w:type="dxa"/>
-              <w:left w:w="150" w:type="dxa"/>
-              <w:right w:w="150" w:type="dxa"/>
-            </w:tcMar>
-          </w:tcPr>
-          <w:p>
-            <w:r>
-              <w:rPr>
-                <w:b/>
-                <w:color w:val="1A365D"/>
-                <w:sz w:val="19"/>
-              </w:rPr>
-              <w:t>Correct Answer: None</w:t>
-              <w:br/>
-            </w:r>
-            <w:r>
-              <w:rPr>
-                <w:color w:val="2D3748"/>
-                <w:sz w:val="18"/>
-              </w:rPr>
-              <w:t>Solution Analysis:</w:t>
-              <w:br/>
-              <w:t>p q ∼q ∼p p \wedge ∼q ∼p \wedge q ∼p \wedge ∼q T T F F F F F T F T F T F F F T F T F T F F F T T F F T Using the truth table, we can see that the given statement is equivalent to (∼p)∨(∼q) . Alternate Method : The given statement (p \wedge (∼q))∨((∼p) \wedge q)∨((∼p) \wedge (∼q)) can be simplified using the following steps: (p \wedge (∼q))∨((∼p) \wedge q)∨((∼p) \wedge (∼q)) =(p \wedge (∼q))∨((∼p) \wedge (q∨(∼q))) =(p \wedge (∼q))∨((∼p) \wedge t) =(p \wedge (∼q))∨(∼p) =(∼p)∨(p \wedge (∼q)) =(∼p∨p) \wedge (∼p∨∼q) =t \wedge (∼p∨∼q) =∼p∨∼q Therefore, the given statement is equivalent to (∼p)∨(∼q) .</w:t>
+              <w:t>(∼(P \wedge Q))∨((∼P) \wedge Q) ⇒ ((∼P) \wedge (∼Q)) (∼P∨∼Q)∨(∼P \wedge Q) ⇒ (∼P \wedge ∼Q) ⇒ (∼P∨∼Q∨∼P) \wedge (∼P∨∼Q∨Q) ⇒ (∼P \wedge ∼Q) ⇒ (∼P∨∼Q) \wedge (T) ⇒ (∼P \wedge ∼Q) ⇒ (∼P∨∼Q) ⇒ (∼P \wedge ∼Q) ⇒ ∼(∼P∨∼Q)∨(∼P \wedge ∼Q) ⇒ (P \wedge Q)∨(∼P \wedge ∼Q) ⇒ (∼P∨Q) \wedge (∙Q∨P)</w:t>
             </w:r>
           </w:p>
         </w:tc>
